--- a/rapports/2026-06-06/EQ4/EQ4_enq1_v2/DR_015201010085/06-72-54-29.docx
+++ b/rapports/2026-06-06/EQ4/EQ4_enq1_v2/DR_015201010085/06-72-54-29.docx
@@ -9125,7 +9125,7 @@
                 <w:i w:val="0"/>
                 <w:sz w:val="17"/>
               </w:rPr>
-              <w:t>Le noms de l'entreprise entreprise 5 : modou fall ne doit pas contenir de chiffre et doit être bien renseigné, prière de bien renseigné .</w:t>
+              <w:t>Le noms de l'entreprise entreprise 3: mass fall ne doit pas contenir de chiffre et doit être bien renseigné, prière de bien renseigné .</w:t>
             </w:r>
           </w:p>
         </w:tc>
